--- a/docs/handbooks/MediaKids-Mac-Owner-Guide.docx
+++ b/docs/handbooks/MediaKids-Mac-Owner-Guide.docx
@@ -640,6 +640,129 @@
         <w:pStyle w:val="Heading1"/>
       </w:pPr>
       <w:r>
+        <w:t>รายงานสรุปส่งหัวหน้า</w:t>
+      </w:r>
+    </w:p>
+    <w:p>
+      <w:r>
+        <w:rPr>
+          <w:rFonts w:ascii="Noto Sans Thai" w:hAnsi="Noto Sans Thai" w:eastAsia="Noto Sans Thai"/>
+          <w:color w:val="1D1D1F"/>
+          <w:sz w:val="21"/>
+        </w:rPr>
+        <w:t>หลังจาก Codex แก้เว็บจริงเสร็จ เช่น เพิ่มรูป เพิ่มอัลบั้ม เพิ่ม section แก้ UI เพิ่มวิดีโอ หรือปรับความปลอดภัย/SEO/performance Codex ต้องถามคุณว่า:</w:t>
+      </w:r>
+    </w:p>
+    <w:p>
+      <w:pPr>
+        <w:shd w:fill="F5F7FA"/>
+        <w:spacing w:before="60" w:after="160"/>
+        <w:ind w:left="259" w:right="259"/>
+      </w:pPr>
+      <w:r>
+        <w:rPr>
+          <w:rFonts w:ascii="Courier New" w:hAnsi="Courier New" w:eastAsia="Noto Sans Thai"/>
+          <w:color w:val="1D1D1F"/>
+          <w:sz w:val="18"/>
+        </w:rPr>
+        <w:t>ต้องการให้ผมทำรายงานสรุปการอัปเดตเว็บไซต์สำหรับส่งหัวหน้าไหมครับ?</w:t>
+      </w:r>
+    </w:p>
+    <w:p>
+      <w:r>
+        <w:rPr>
+          <w:rFonts w:ascii="Noto Sans Thai" w:hAnsi="Noto Sans Thai" w:eastAsia="Noto Sans Thai"/>
+          <w:color w:val="1D1D1F"/>
+          <w:sz w:val="21"/>
+        </w:rPr>
+        <w:t>ถ้าคุณตอบว่าเอา Codex จะทำรายงานแบบอ่านง่าย ไม่เน้นโค้ด และเขียนให้หัวหน้าเข้าใจว่าเว็บดีขึ้นอย่างไร เช่น:</w:t>
+      </w:r>
+    </w:p>
+    <w:p>
+      <w:pPr>
+        <w:pStyle w:val="ListBullet"/>
+        <w:spacing w:after="60"/>
+      </w:pPr>
+      <w:r>
+        <w:rPr>
+          <w:rFonts w:ascii="Noto Sans Thai" w:hAnsi="Noto Sans Thai" w:eastAsia="Noto Sans Thai"/>
+          <w:color w:val="1D1D1F"/>
+          <w:sz w:val="21"/>
+        </w:rPr>
+        <w:t>แก้หน้าไหน</w:t>
+      </w:r>
+    </w:p>
+    <w:p>
+      <w:pPr>
+        <w:pStyle w:val="ListBullet"/>
+        <w:spacing w:after="60"/>
+      </w:pPr>
+      <w:r>
+        <w:rPr>
+          <w:rFonts w:ascii="Noto Sans Thai" w:hAnsi="Noto Sans Thai" w:eastAsia="Noto Sans Thai"/>
+          <w:color w:val="1D1D1F"/>
+          <w:sz w:val="21"/>
+        </w:rPr>
+        <w:t>เพิ่มรูปหรืออัลบั้มอะไร</w:t>
+      </w:r>
+    </w:p>
+    <w:p>
+      <w:pPr>
+        <w:pStyle w:val="ListBullet"/>
+        <w:spacing w:after="60"/>
+      </w:pPr>
+      <w:r>
+        <w:rPr>
+          <w:rFonts w:ascii="Noto Sans Thai" w:hAnsi="Noto Sans Thai" w:eastAsia="Noto Sans Thai"/>
+          <w:color w:val="1D1D1F"/>
+          <w:sz w:val="21"/>
+        </w:rPr>
+        <w:t>ปรับ UI ตรงไหน</w:t>
+      </w:r>
+    </w:p>
+    <w:p>
+      <w:pPr>
+        <w:pStyle w:val="ListBullet"/>
+        <w:spacing w:after="60"/>
+      </w:pPr>
+      <w:r>
+        <w:rPr>
+          <w:rFonts w:ascii="Noto Sans Thai" w:hAnsi="Noto Sans Thai" w:eastAsia="Noto Sans Thai"/>
+          <w:color w:val="1D1D1F"/>
+          <w:sz w:val="21"/>
+        </w:rPr>
+        <w:t>ตรวจอะไรแล้ว</w:t>
+      </w:r>
+    </w:p>
+    <w:p>
+      <w:pPr>
+        <w:pStyle w:val="ListBullet"/>
+        <w:spacing w:after="60"/>
+      </w:pPr>
+      <w:r>
+        <w:rPr>
+          <w:rFonts w:ascii="Noto Sans Thai" w:hAnsi="Noto Sans Thai" w:eastAsia="Noto Sans Thai"/>
+          <w:color w:val="1D1D1F"/>
+          <w:sz w:val="21"/>
+        </w:rPr>
+        <w:t>มีประโยชน์ต่อผู้ใช้งาน ภาพลักษณ์ ความปลอดภัย หรือความเร็วอย่างไร</w:t>
+      </w:r>
+    </w:p>
+    <w:p>
+      <w:r>
+        <w:rPr>
+          <w:rFonts w:ascii="Noto Sans Thai" w:hAnsi="Noto Sans Thai" w:eastAsia="Noto Sans Thai"/>
+          <w:color w:val="1D1D1F"/>
+          <w:sz w:val="21"/>
+        </w:rPr>
+        <w:t>งานระบบภายใน เช่น สร้าง skill, ตั้ง SSH, แก้ workflow, ทำคู่มือ ไม่ต้องทำรายงานส่งหัวหน้า เว้นแต่คุณขอเอง</w:t>
+      </w:r>
+    </w:p>
+    <w:p>
+      <w:pPr>
+        <w:pStyle w:val="Heading1"/>
+      </w:pPr>
+      <w:r>
         <w:t>วิธีแก้กฎทีหลัง</w:t>
       </w:r>
     </w:p>
